--- a/doc2pdf/Agentic AI - Copia.docx
+++ b/doc2pdf/Agentic AI - Copia.docx
@@ -1153,15 +1153,79 @@
     </w:p>
     <w:p>
       <w:pPr>
-        <w:spacing w:after="0"/>
-        <w:rPr>
-          <w:rFonts w:ascii="Aptos" w:hAnsi="Aptos" w:eastAsia="Aptos" w:cs="Aptos"/>
-          <w:color w:val="000000" w:themeColor="text1"/>
-          <w:sz w:val="22"/>
-          <w:szCs w:val="22"/>
-          <w:lang w:val="en-GB"/>
-        </w:rPr>
-      </w:pPr>
+        <w:spacing w:before="240" w:after="240"/>
+        <w:rPr>
+          <w:rFonts w:ascii="Aptos" w:hAnsi="Aptos" w:eastAsia="Aptos" w:cs="Aptos"/>
+          <w:sz w:val="22"/>
+          <w:szCs w:val="22"/>
+          <w:lang w:val="en-GB"/>
+        </w:rPr>
+      </w:pPr>
+    </w:p>
+    <w:p>
+      <w:pPr>
+        <w:pStyle w:val="Normal"/>
+        <w:spacing w:before="240" w:after="240"/>
+        <w:rPr>
+          <w:rFonts w:ascii="Aptos" w:hAnsi="Aptos" w:eastAsia="Aptos" w:cs="Aptos"/>
+          <w:noProof w:val="0"/>
+          <w:sz w:val="22"/>
+          <w:szCs w:val="22"/>
+          <w:lang w:val="en-GB"/>
+        </w:rPr>
+      </w:pPr>
+      <w:r>
+        <w:rPr>
+          <w:rFonts w:ascii="Consolas" w:hAnsi="Consolas" w:eastAsia="Consolas" w:cs="Consolas"/>
+          <w:noProof w:val="0"/>
+          <w:sz w:val="22"/>
+          <w:szCs w:val="22"/>
+          <w:lang w:val="en-GB"/>
+        </w:rPr>
+        <w:t>[[GENERAR_INFOGRAFIA]]</w:t>
+      </w:r>
+      <w:r>
+        <w:rPr>
+          <w:rFonts w:ascii="Aptos" w:hAnsi="Aptos" w:eastAsia="Aptos" w:cs="Aptos"/>
+          <w:noProof w:val="0"/>
+          <w:sz w:val="22"/>
+          <w:szCs w:val="22"/>
+          <w:lang w:val="en-GB"/>
+        </w:rPr>
+        <w:t xml:space="preserve"> </w:t>
+      </w:r>
+      <w:r>
+        <w:rPr>
+          <w:rFonts w:ascii="Aptos" w:hAnsi="Aptos" w:eastAsia="Aptos" w:cs="Aptos"/>
+          <w:b w:val="1"/>
+          <w:bCs w:val="1"/>
+          <w:noProof w:val="0"/>
+          <w:sz w:val="22"/>
+          <w:szCs w:val="22"/>
+          <w:lang w:val="en-GB"/>
+        </w:rPr>
+        <w:t>Estrategia de Ciberseguridad 2024</w:t>
+      </w:r>
+      <w:r>
+        <w:rPr>
+          <w:rFonts w:ascii="Aptos" w:hAnsi="Aptos" w:eastAsia="Aptos" w:cs="Aptos"/>
+          <w:noProof w:val="0"/>
+          <w:sz w:val="22"/>
+          <w:szCs w:val="22"/>
+          <w:lang w:val="en-GB"/>
+        </w:rPr>
+        <w:t xml:space="preserve"> Primero, es vital implementar la autenticación en dos pasos en todas las cuentas corporativas para evitar accesos no deseados. Segundo, debemos realizar copias de seguridad en la nube de forma diaria y automatizada. Por último, es fundamental formar a los empleados contra el phishing mediante simulacros mensuales. </w:t>
+      </w:r>
+      <w:r>
+        <w:rPr>
+          <w:rFonts w:ascii="Consolas" w:hAnsi="Consolas" w:eastAsia="Consolas" w:cs="Consolas"/>
+          <w:noProof w:val="0"/>
+          <w:sz w:val="22"/>
+          <w:szCs w:val="22"/>
+          <w:lang w:val="en-GB"/>
+        </w:rPr>
+        <w:t>[[FIN_INFOGRAFIA]]</w:t>
+      </w:r>
     </w:p>
     <w:p>
       <w:pPr>
